--- a/Editing Rules.docx
+++ b/Editing Rules.docx
@@ -14,115 +14,6 @@
           <w:b/>
           <w:bCs/>
         </w:rPr>
-        <w:t>Chapter review checklist:</w:t>
-      </w:r>
-      <w:r>
-        <w:t xml:space="preserve"> ensure each chapter has</w:t>
-      </w:r>
-    </w:p>
-    <w:p>
-      <w:pPr>
-        <w:numPr>
-          <w:ilvl w:val="1"/>
-          <w:numId w:val="3"/>
-        </w:numPr>
-      </w:pPr>
-      <w:r>
-        <w:t xml:space="preserve">a strong </w:t>
-      </w:r>
-      <w:r>
-        <w:rPr>
-          <w:b/>
-          <w:bCs/>
-        </w:rPr>
-        <w:t>one-paragraph</w:t>
-      </w:r>
-      <w:r>
-        <w:t xml:space="preserve"> introduction and </w:t>
-      </w:r>
-      <w:r>
-        <w:rPr>
-          <w:b/>
-          <w:bCs/>
-        </w:rPr>
-        <w:t>one-paragraph</w:t>
-      </w:r>
-      <w:r>
-        <w:t xml:space="preserve"> conclusion that summarizes the chapter and transitions to the next chapter,</w:t>
-      </w:r>
-      <w:r>
-        <w:t xml:space="preserve"> (If there some do not create it)</w:t>
-      </w:r>
-    </w:p>
-    <w:p>
-      <w:pPr>
-        <w:numPr>
-          <w:ilvl w:val="1"/>
-          <w:numId w:val="3"/>
-        </w:numPr>
-      </w:pPr>
-      <w:r>
-        <w:rPr>
-          <w:b/>
-          <w:bCs/>
-        </w:rPr>
-        <w:t>one effective analogy/metaphor</w:t>
-      </w:r>
-      <w:r>
-        <w:t xml:space="preserve"> (or shared themes if a chapter lacks one),</w:t>
-      </w:r>
-    </w:p>
-    <w:p>
-      <w:pPr>
-        <w:numPr>
-          <w:ilvl w:val="1"/>
-          <w:numId w:val="3"/>
-        </w:numPr>
-      </w:pPr>
-      <w:r>
-        <w:rPr>
-          <w:b/>
-          <w:bCs/>
-        </w:rPr>
-        <w:t>clear, easy-to-read sections</w:t>
-      </w:r>
-      <w:r>
-        <w:t>,</w:t>
-      </w:r>
-    </w:p>
-    <w:p>
-      <w:pPr>
-        <w:numPr>
-          <w:ilvl w:val="1"/>
-          <w:numId w:val="3"/>
-        </w:numPr>
-      </w:pPr>
-      <w:r>
-        <w:t xml:space="preserve">a link to </w:t>
-      </w:r>
-      <w:r>
-        <w:rPr>
-          <w:b/>
-          <w:bCs/>
-        </w:rPr>
-        <w:t>liberation theology / achieving true liberation</w:t>
-      </w:r>
-      <w:r>
-        <w:t xml:space="preserve"> where relevant.</w:t>
-      </w:r>
-    </w:p>
-    <w:p>
-      <w:pPr>
-        <w:numPr>
-          <w:ilvl w:val="0"/>
-          <w:numId w:val="3"/>
-        </w:numPr>
-      </w:pPr>
-      <w:r>
-        <w:rPr>
-          <w:b/>
-          <w:bCs/>
-        </w:rPr>
         <w:t>Rewrite style rule:</w:t>
       </w:r>
       <w:r>
@@ -301,170 +192,7 @@
           <w:b/>
           <w:bCs/>
         </w:rPr>
-        <w:t>Footnote formatting rule:</w:t>
-      </w:r>
-      <w:r>
-        <w:t xml:space="preserve"> remove the word </w:t>
-      </w:r>
-      <w:r>
-        <w:rPr>
-          <w:b/>
-          <w:bCs/>
-        </w:rPr>
-        <w:t>“Verse”</w:t>
-      </w:r>
-      <w:r>
-        <w:t xml:space="preserve"> from footnotes; use </w:t>
-      </w:r>
-      <w:r>
-        <w:rPr>
-          <w:b/>
-          <w:bCs/>
-        </w:rPr>
-        <w:t>“</w:t>
-      </w:r>
-      <w:proofErr w:type="spellStart"/>
-      <w:r>
-        <w:rPr>
-          <w:b/>
-          <w:bCs/>
-        </w:rPr>
-        <w:t>Kitáb</w:t>
-      </w:r>
-      <w:proofErr w:type="spellEnd"/>
-      <w:r>
-        <w:rPr>
-          <w:b/>
-          <w:bCs/>
-        </w:rPr>
-        <w:t>-</w:t>
-      </w:r>
-      <w:proofErr w:type="spellStart"/>
-      <w:r>
-        <w:rPr>
-          <w:b/>
-          <w:bCs/>
-        </w:rPr>
-        <w:t>i</w:t>
-      </w:r>
-      <w:proofErr w:type="spellEnd"/>
-      <w:r>
-        <w:rPr>
-          <w:b/>
-          <w:bCs/>
-        </w:rPr>
-        <w:t>-Aqdas #X”</w:t>
-      </w:r>
-      <w:r>
-        <w:t xml:space="preserve"> format (with diacritics).</w:t>
-      </w:r>
-    </w:p>
-    <w:p>
-      <w:pPr>
-        <w:numPr>
-          <w:ilvl w:val="0"/>
-          <w:numId w:val="3"/>
-        </w:numPr>
-      </w:pPr>
-      <w:r>
-        <w:rPr>
-          <w:b/>
-          <w:bCs/>
-        </w:rPr>
-        <w:t>Reflections rule:</w:t>
-      </w:r>
-      <w:r>
-        <w:t xml:space="preserve"> add one-sentence italic prompts formatted as </w:t>
-      </w:r>
-      <w:r>
-        <w:t>Reflection:</w:t>
-      </w:r>
-      <w:r>
-        <w:t xml:space="preserve"> </w:t>
-      </w:r>
-      <w:r>
-        <w:rPr>
-          <w:b/>
-          <w:bCs/>
-        </w:rPr>
-        <w:t>immediately before each ## heading</w:t>
-      </w:r>
-      <w:r>
-        <w:rPr>
-          <w:b/>
-          <w:bCs/>
-        </w:rPr>
-        <w:t xml:space="preserve"> after the 1</w:t>
-      </w:r>
-      <w:r>
-        <w:rPr>
-          <w:b/>
-          <w:bCs/>
-          <w:vertAlign w:val="superscript"/>
-        </w:rPr>
-        <w:t>st</w:t>
-      </w:r>
-      <w:r>
-        <w:rPr>
-          <w:b/>
-          <w:bCs/>
-        </w:rPr>
-        <w:t xml:space="preserve"> heading</w:t>
-      </w:r>
-      <w:r>
-        <w:t xml:space="preserve"> (never before ###). </w:t>
-      </w:r>
-      <w:r>
-        <w:t>The reflection must relate to the material within its current section. Don’t anticipate future material.</w:t>
-      </w:r>
-    </w:p>
-    <w:p>
-      <w:pPr>
-        <w:numPr>
-          <w:ilvl w:val="0"/>
-          <w:numId w:val="3"/>
-        </w:numPr>
-      </w:pPr>
-      <w:r>
-        <w:rPr>
-          <w:b/>
-          <w:bCs/>
-        </w:rPr>
         <w:t>Fix any spelling errors, typos, and grammar errors</w:t>
-      </w:r>
-    </w:p>
-    <w:p>
-      <w:pPr>
-        <w:numPr>
-          <w:ilvl w:val="0"/>
-          <w:numId w:val="3"/>
-        </w:numPr>
-      </w:pPr>
-      <w:r>
-        <w:rPr>
-          <w:b/>
-          <w:bCs/>
-        </w:rPr>
-        <w:t>Transitions rule:</w:t>
-      </w:r>
-      <w:r>
-        <w:t xml:space="preserve"> after each *Reflection:</w:t>
-      </w:r>
-      <w:r>
-        <w:t>… *</w:t>
-      </w:r>
-      <w:r>
-        <w:t xml:space="preserve">, add a </w:t>
-      </w:r>
-      <w:r>
-        <w:rPr>
-          <w:b/>
-          <w:bCs/>
-        </w:rPr>
-        <w:t>one-sentence transition</w:t>
-      </w:r>
-      <w:r>
-        <w:t xml:space="preserve"> that leads into the upcoming ## section.</w:t>
       </w:r>
     </w:p>
     <w:p>
@@ -492,10 +220,104 @@
         <w:t>one paragraph = one main claim + one “why it matters”</w:t>
       </w:r>
       <w:r>
-        <w:t>, keep your voice, use small signposts when helpful, reduce repetitive sentence starts, and keep capitalization consistent for section concepts.</w:t>
-      </w:r>
-      <w:r>
-        <w:t xml:space="preserve"> Vary sentence lengths. Do not use any hyphens or dashes to break up sentences. </w:t>
+        <w:t xml:space="preserve">, </w:t>
+      </w:r>
+    </w:p>
+    <w:p>
+      <w:pPr>
+        <w:numPr>
+          <w:ilvl w:val="1"/>
+          <w:numId w:val="3"/>
+        </w:numPr>
+      </w:pPr>
+      <w:r>
+        <w:t xml:space="preserve">keep your voice, </w:t>
+      </w:r>
+    </w:p>
+    <w:p>
+      <w:pPr>
+        <w:numPr>
+          <w:ilvl w:val="1"/>
+          <w:numId w:val="3"/>
+        </w:numPr>
+      </w:pPr>
+      <w:r>
+        <w:t xml:space="preserve">use small signposts when helpful, </w:t>
+      </w:r>
+    </w:p>
+    <w:p>
+      <w:pPr>
+        <w:numPr>
+          <w:ilvl w:val="1"/>
+          <w:numId w:val="3"/>
+        </w:numPr>
+      </w:pPr>
+      <w:r>
+        <w:t xml:space="preserve">reduce repetitive sentence starts, </w:t>
+      </w:r>
+    </w:p>
+    <w:p>
+      <w:pPr>
+        <w:numPr>
+          <w:ilvl w:val="1"/>
+          <w:numId w:val="3"/>
+        </w:numPr>
+      </w:pPr>
+      <w:r>
+        <w:t>and keep capitalization consistent for section concepts.</w:t>
+      </w:r>
+      <w:r>
+        <w:t xml:space="preserve"> </w:t>
+      </w:r>
+    </w:p>
+    <w:p>
+      <w:pPr>
+        <w:numPr>
+          <w:ilvl w:val="1"/>
+          <w:numId w:val="3"/>
+        </w:numPr>
+      </w:pPr>
+      <w:r>
+        <w:t xml:space="preserve">Vary sentence lengths. </w:t>
+      </w:r>
+    </w:p>
+    <w:p>
+      <w:pPr>
+        <w:numPr>
+          <w:ilvl w:val="1"/>
+          <w:numId w:val="3"/>
+        </w:numPr>
+      </w:pPr>
+      <w:r>
+        <w:t>Do not use any hyphens or dashes to break up sentences</w:t>
+      </w:r>
+      <w:r>
+        <w:t xml:space="preserve">, </w:t>
+      </w:r>
+    </w:p>
+    <w:p>
+      <w:pPr>
+        <w:numPr>
+          <w:ilvl w:val="1"/>
+          <w:numId w:val="3"/>
+        </w:numPr>
+      </w:pPr>
+      <w:r>
+        <w:t>but keep hyphens that connect compound words.</w:t>
+      </w:r>
+      <w:r>
+        <w:t xml:space="preserve"> </w:t>
+      </w:r>
+    </w:p>
+    <w:p>
+      <w:pPr>
+        <w:numPr>
+          <w:ilvl w:val="1"/>
+          <w:numId w:val="3"/>
+        </w:numPr>
+      </w:pPr>
+      <w:r>
+        <w:t>Reduce run-on sentences.</w:t>
       </w:r>
     </w:p>
     <w:p>
@@ -505,16 +327,13 @@
           <w:numId w:val="3"/>
         </w:numPr>
       </w:pPr>
-      <w:proofErr w:type="spellStart"/>
       <w:r>
         <w:rPr>
           <w:b/>
           <w:bCs/>
         </w:rPr>
-        <w:lastRenderedPageBreak/>
-        <w:t>Bayanic</w:t>
-      </w:r>
-      <w:proofErr w:type="spellEnd"/>
+        <w:t>Badi</w:t>
+      </w:r>
       <w:r>
         <w:rPr>
           <w:b/>
@@ -523,23 +342,56 @@
         <w:t xml:space="preserve"> Calendar Rule:</w:t>
       </w:r>
       <w:r>
-        <w:t xml:space="preserve"> If any dates occur, make the </w:t>
+        <w:t xml:space="preserve"> If any dates occur, make the Ba</w:t>
+      </w:r>
+      <w:r>
+        <w:t>di</w:t>
+      </w:r>
+      <w:r>
+        <w:t xml:space="preserve"> date the primary date and the </w:t>
+      </w:r>
+      <w:r>
+        <w:t>Julian</w:t>
+      </w:r>
+      <w:r>
+        <w:t xml:space="preserve"> date in parenthesis. The Ba</w:t>
+      </w:r>
+      <w:r>
+        <w:t>di</w:t>
+      </w:r>
+      <w:r>
+        <w:t xml:space="preserve"> Calendar Year 0 starts May 23, 1844 with Year 1 starting on the spring equinox of 1845. </w:t>
+      </w:r>
+    </w:p>
+    <w:p>
+      <w:pPr>
+        <w:numPr>
+          <w:ilvl w:val="0"/>
+          <w:numId w:val="3"/>
+        </w:numPr>
+      </w:pPr>
+      <w:r>
+        <w:rPr>
+          <w:b/>
+          <w:bCs/>
+        </w:rPr>
+        <w:t xml:space="preserve">Highlight any reference to an Appendix or Chapter. I will verify they point to the correct </w:t>
       </w:r>
       <w:proofErr w:type="spellStart"/>
       <w:r>
-        <w:t>Bayanic</w:t>
+        <w:rPr>
+          <w:b/>
+          <w:bCs/>
+        </w:rPr>
+        <w:t>Appendis</w:t>
       </w:r>
       <w:proofErr w:type="spellEnd"/>
       <w:r>
-        <w:t xml:space="preserve"> date the primary date and the Gregorian date in parenthesis. The </w:t>
-      </w:r>
-      <w:proofErr w:type="spellStart"/>
-      <w:r>
-        <w:t>Bayanic</w:t>
-      </w:r>
-      <w:proofErr w:type="spellEnd"/>
-      <w:r>
-        <w:t xml:space="preserve"> Calendar Year 0 starts May 23, 1844 with Year 1 starting on the spring equinox of 1845. </w:t>
+        <w:rPr>
+          <w:b/>
+          <w:bCs/>
+        </w:rPr>
+        <w:t xml:space="preserve"> or Chapter</w:t>
       </w:r>
     </w:p>
     <w:p/>
@@ -587,7 +439,7 @@
         <w:ind w:left="1440" w:hanging="360"/>
       </w:pPr>
     </w:lvl>
-    <w:lvl w:ilvl="2" w:tentative="1">
+    <w:lvl w:ilvl="2">
       <w:start w:val="1"/>
       <w:numFmt w:val="bullet"/>
       <w:lvlText w:val=""/>
